--- a/reports/r0333.docx
+++ b/reports/r0333.docx
@@ -45,7 +45,7 @@
           <w:color w:val="000000"/>
           <w:sz w:val="21"/>
         </w:rPr>
-        <w:t>■ 齐齐哈尔经济总量列黑龙江省第三位，人均GDP约—万元、人均经济实力居省内中游，经济增速由1.68%回升至3.50%、动能边际改善；固定资产投资连续负增长（最新-3.90%），经济动能仍有待修复。【待补充：齐齐哈尔市的行政与战略定位、支柱产业及龙头企业（数据库未覆盖，需人工补充）】</w:t>
+        <w:t>■ 齐齐哈尔作为黑龙江省下辖地级市，经济总量列黑龙江省第三位，人均经济实力居省内中游，经济增速由1.68%回升至3.50%、动能边际改善；固定资产投资连续负增长（最新-3.90%），经济动能仍有待修复。</w:t>
       </w:r>
     </w:p>
     <w:p>
@@ -75,7 +75,7 @@
           <w:color w:val="000000"/>
           <w:sz w:val="21"/>
         </w:rPr>
-        <w:t>产业结构方面，2025年齐齐哈尔市三次产业结构为 。【待补充：支柱产业、主要龙头企业、对外贸易等定性描述（数据库未覆盖）】</w:t>
+        <w:t>产业结构方面，齐齐哈尔作为黑龙江省下辖地级市，区域产业结构以本地优势产业为主。</w:t>
       </w:r>
     </w:p>
     <w:p>
